--- a/public/templates/office/Common_사업중도타절_기성정산합의서.docx
+++ b/public/templates/office/Common_사업중도타절_기성정산합의서.docx
@@ -3,153 +3,101 @@
 <w:document xmlns:wpc="http://schemas.microsoft.com/office/word/2010/wordprocessingCanvas" xmlns:mo="http://schemas.microsoft.com/office/mac/office/2008/main" xmlns:mc="http://schemas.openxmlformats.org/markup-compatibility/2006" xmlns:mv="urn:schemas-microsoft-com:mac:vml" xmlns:o="urn:schemas-microsoft-com:office:office" xmlns:r="http://schemas.openxmlformats.org/officeDocument/2006/relationships" xmlns:m="http://schemas.openxmlformats.org/officeDocument/2006/math" xmlns:v="urn:schemas-microsoft-com:vml" xmlns:wp14="http://schemas.microsoft.com/office/word/2010/wordprocessingDrawing" xmlns:wp="http://schemas.openxmlformats.org/drawingml/2006/wordprocessingDrawing" xmlns:w10="urn:schemas-microsoft-com:office:word" xmlns:w="http://schemas.openxmlformats.org/wordprocessingml/2006/main" xmlns:w14="http://schemas.microsoft.com/office/word/2010/wordml" xmlns:wpg="http://schemas.microsoft.com/office/word/2010/wordprocessingGroup" xmlns:wpi="http://schemas.microsoft.com/office/word/2010/wordprocessingInk" xmlns:wne="http://schemas.microsoft.com/office/word/2006/wordml" xmlns:wps="http://schemas.microsoft.com/office/word/2010/wordprocessingShape" mc:Ignorable="w14 wp14">
   <w:body>
     <w:p>
-      <w:pPr>
-        <w:jc w:val="center"/>
-      </w:pPr>
       <w:r>
         <w:rPr>
-          <w:rFonts w:ascii="Malgun Gothic" w:hAnsi="Malgun Gothic"/>
+          <w:rFonts w:ascii="맑은 고딕" w:hAnsi="맑은 고딕" w:eastAsia="맑은 고딕"/>
           <w:b/>
-          <w:color w:val="1E293B"/>
+          <w:color w:val="2563EB"/>
+          <w:sz w:val="17"/>
+        </w:rPr>
+        <w:t>[엠파시 엔터프라이즈 표준 사업관리 서식] 문서번호: EMP-DOC-E2 | 사업명: 한빛글로벌 SyncGuard AI 시스템 구축</w:t>
+      </w:r>
+    </w:p>
+    <w:p>
+      <w:r>
+        <w:rPr>
+          <w:rFonts w:ascii="맑은 고딕" w:hAnsi="맑은 고딕" w:eastAsia="맑은 고딕"/>
+          <w:b/>
+          <w:color w:val="0F172A"/>
           <w:sz w:val="36"/>
         </w:rPr>
         <w:t>사업 중도 해지(타절) 합의서 및 기성고 정산서</w:t>
       </w:r>
     </w:p>
     <w:p>
-      <w:pPr>
-        <w:jc w:val="center"/>
-      </w:pPr>
       <w:r>
         <w:rPr>
-          <w:rFonts w:ascii="Malgun Gothic" w:hAnsi="Malgun Gothic"/>
-          <w:color w:val="64748B"/>
+          <w:rFonts w:ascii="맑은 고딕" w:hAnsi="맑은 고딕" w:eastAsia="맑은 고딕"/>
+          <w:b w:val="0"/>
+          <w:color w:val="475569"/>
           <w:sz w:val="21"/>
         </w:rPr>
-        <w:t>불가피한 사유에 따른 계약 해제/해지 및 기 수행 과업에 대한 투명한 정산 합의</w:t>
-      </w:r>
-    </w:p>
-    <w:p/>
-    <w:p>
-      <w:pPr>
-        <w:spacing w:before="160" w:after="80"/>
-      </w:pPr>
-      <w:r>
-        <w:rPr>
-          <w:rFonts w:ascii="Malgun Gothic" w:hAnsi="Malgun Gothic"/>
-          <w:b/>
-          <w:color w:val="2563EB"/>
-          <w:sz w:val="26"/>
-        </w:rPr>
-        <w:t>제1조 (계약의 중도 해지 합의)</w:t>
-      </w:r>
-    </w:p>
-    <w:p>
-      <w:pPr>
-        <w:spacing w:line="312" w:lineRule="auto" w:after="60"/>
-      </w:pPr>
-      <w:r>
-        <w:rPr>
-          <w:rFonts w:ascii="Malgun Gothic" w:hAnsi="Malgun Gothic"/>
-          <w:color w:val="334155"/>
-          <w:sz w:val="20"/>
-        </w:rPr>
-        <w:t>발주자 [고객사명](이하 '갑')과 계약상대자 주식회사 엠파시(이하 '을')는 [사업명] 용역 계약에 대하여 [해지 사유: 예 - 고객사 사업 계획 철회 등]에 따라 상호 원만히 합의 해지하기로 한다.</w:t>
-      </w:r>
-    </w:p>
-    <w:p>
-      <w:pPr>
-        <w:spacing w:before="160" w:after="80"/>
-      </w:pPr>
-      <w:r>
-        <w:rPr>
-          <w:rFonts w:ascii="Malgun Gothic" w:hAnsi="Malgun Gothic"/>
-          <w:b/>
-          <w:color w:val="2563EB"/>
-          <w:sz w:val="26"/>
-        </w:rPr>
-        <w:t>제2조 (기성고 확정 및 최종 정산 금액)</w:t>
+        <w:t>발주처 사업 전략 변경 등 불가피한 사유로 인한 단계별 기성고 확정, 선금 상계 및 부제소 분쟁 종결 합의서</w:t>
       </w:r>
     </w:p>
     <w:tbl>
       <w:tblPr>
+        <w:tblStyle w:val="TableGrid"/>
         <w:tblW w:type="auto" w:w="0"/>
         <w:jc w:val="center"/>
-        <w:tblLayout w:type="autofit"/>
         <w:tblLook w:firstColumn="1" w:firstRow="1" w:lastColumn="0" w:lastRow="0" w:noHBand="0" w:noVBand="1" w:val="04A0"/>
       </w:tblPr>
       <w:tblGrid>
-        <w:gridCol w:w="3120"/>
-        <w:gridCol w:w="3120"/>
-        <w:gridCol w:w="3120"/>
+        <w:gridCol w:w="4896"/>
+        <w:gridCol w:w="4896"/>
       </w:tblGrid>
       <w:tr>
         <w:tc>
           <w:tcPr>
-            <w:tcW w:type="dxa" w:w="3120"/>
+            <w:tcW w:type="dxa" w:w="4896"/>
+            <w:shd w:fill="1B365D"/>
             <w:tcMar>
-              <w:top w:w="100" w:type="dxa"/>
-              <w:bottom w:w="100" w:type="dxa"/>
-              <w:left w:w="130" w:type="dxa"/>
-              <w:right w:w="130" w:type="dxa"/>
+              <w:top w:w="110" w:type="dxa"/>
+              <w:bottom w:w="110" w:type="dxa"/>
+              <w:left w:w="140" w:type="dxa"/>
+              <w:right w:w="140" w:type="dxa"/>
             </w:tcMar>
-            <w:shd w:fill="1E293B"/>
           </w:tcPr>
           <w:p>
+            <w:pPr>
+              <w:jc w:val="center"/>
+            </w:pPr>
+            <w:r/>
             <w:r>
               <w:rPr>
-                <w:rFonts w:ascii="Malgun Gothic" w:hAnsi="Malgun Gothic"/>
+                <w:rFonts w:ascii="맑은 고딕" w:hAnsi="맑은 고딕" w:eastAsia="맑은 고딕"/>
                 <w:b/>
                 <w:color w:val="FFFFFF"/>
-                <w:sz w:val="18"/>
+                <w:sz w:val="19"/>
               </w:rPr>
-              <w:t>구분 항목</w:t>
+              <w:t>구분</w:t>
             </w:r>
           </w:p>
         </w:tc>
         <w:tc>
           <w:tcPr>
-            <w:tcW w:type="dxa" w:w="3120"/>
+            <w:tcW w:type="dxa" w:w="4896"/>
+            <w:shd w:fill="1B365D"/>
             <w:tcMar>
-              <w:top w:w="100" w:type="dxa"/>
-              <w:bottom w:w="100" w:type="dxa"/>
-              <w:left w:w="130" w:type="dxa"/>
-              <w:right w:w="130" w:type="dxa"/>
+              <w:top w:w="110" w:type="dxa"/>
+              <w:bottom w:w="110" w:type="dxa"/>
+              <w:left w:w="140" w:type="dxa"/>
+              <w:right w:w="140" w:type="dxa"/>
             </w:tcMar>
-            <w:shd w:fill="1E293B"/>
           </w:tcPr>
           <w:p>
+            <w:pPr>
+              <w:jc w:val="center"/>
+            </w:pPr>
+            <w:r/>
             <w:r>
               <w:rPr>
-                <w:rFonts w:ascii="Malgun Gothic" w:hAnsi="Malgun Gothic"/>
+                <w:rFonts w:ascii="맑은 고딕" w:hAnsi="맑은 고딕" w:eastAsia="맑은 고딕"/>
                 <w:b/>
                 <w:color w:val="FFFFFF"/>
-                <w:sz w:val="18"/>
+                <w:sz w:val="19"/>
               </w:rPr>
-              <w:t>금액 (원)</w:t>
-            </w:r>
-          </w:p>
-        </w:tc>
-        <w:tc>
-          <w:tcPr>
-            <w:tcW w:type="dxa" w:w="3120"/>
-            <w:tcMar>
-              <w:top w:w="100" w:type="dxa"/>
-              <w:bottom w:w="100" w:type="dxa"/>
-              <w:left w:w="130" w:type="dxa"/>
-              <w:right w:w="130" w:type="dxa"/>
-            </w:tcMar>
-            <w:shd w:fill="1E293B"/>
-          </w:tcPr>
-          <w:p>
-            <w:r>
-              <w:rPr>
-                <w:rFonts w:ascii="Malgun Gothic" w:hAnsi="Malgun Gothic"/>
-                <w:b/>
-                <w:color w:val="FFFFFF"/>
-                <w:sz w:val="18"/>
-              </w:rPr>
-              <w:t>산출 근거 및 내역</w:t>
+              <w:t>상세 내용</w:t>
             </w:r>
           </w:p>
         </w:tc>
@@ -157,67 +105,49 @@
       <w:tr>
         <w:tc>
           <w:tcPr>
-            <w:tcW w:type="dxa" w:w="3120"/>
+            <w:tcW w:type="dxa" w:w="4896"/>
+            <w:shd w:fill="EFF6FF"/>
             <w:tcMar>
-              <w:top w:w="100" w:type="dxa"/>
-              <w:bottom w:w="100" w:type="dxa"/>
-              <w:left w:w="130" w:type="dxa"/>
-              <w:right w:w="130" w:type="dxa"/>
+              <w:top w:w="90" w:type="dxa"/>
+              <w:bottom w:w="90" w:type="dxa"/>
+              <w:left w:w="140" w:type="dxa"/>
+              <w:right w:w="140" w:type="dxa"/>
             </w:tcMar>
-            <w:shd w:fill="F8FAFC"/>
           </w:tcPr>
           <w:p>
+            <w:r/>
             <w:r>
               <w:rPr>
-                <w:rFonts w:ascii="Malgun Gothic" w:hAnsi="Malgun Gothic"/>
-                <w:color w:val="334155"/>
-                <w:sz w:val="18"/>
+                <w:rFonts w:ascii="맑은 고딕" w:hAnsi="맑은 고딕" w:eastAsia="맑은 고딕"/>
+                <w:b/>
+                <w:color w:val="1E293B"/>
+                <w:sz w:val="19"/>
               </w:rPr>
-              <w:t>총 계약 금액</w:t>
+              <w:t>적용 대상 사업명</w:t>
             </w:r>
           </w:p>
         </w:tc>
         <w:tc>
           <w:tcPr>
-            <w:tcW w:type="dxa" w:w="3120"/>
+            <w:tcW w:type="dxa" w:w="4896"/>
+            <w:shd w:fill="FFFFFF"/>
             <w:tcMar>
-              <w:top w:w="100" w:type="dxa"/>
-              <w:bottom w:w="100" w:type="dxa"/>
-              <w:left w:w="130" w:type="dxa"/>
-              <w:right w:w="130" w:type="dxa"/>
+              <w:top w:w="90" w:type="dxa"/>
+              <w:bottom w:w="90" w:type="dxa"/>
+              <w:left w:w="140" w:type="dxa"/>
+              <w:right w:w="140" w:type="dxa"/>
             </w:tcMar>
-            <w:shd w:fill="F8FAFC"/>
           </w:tcPr>
           <w:p>
+            <w:r/>
             <w:r>
               <w:rPr>
-                <w:rFonts w:ascii="Malgun Gothic" w:hAnsi="Malgun Gothic"/>
-                <w:color w:val="334155"/>
-                <w:sz w:val="18"/>
+                <w:rFonts w:ascii="맑은 고딕" w:hAnsi="맑은 고딕" w:eastAsia="맑은 고딕"/>
+                <w:b w:val="0"/>
+                <w:color w:val="1E293B"/>
+                <w:sz w:val="19"/>
               </w:rPr>
-              <w:t>100,000,000</w:t>
-            </w:r>
-          </w:p>
-        </w:tc>
-        <w:tc>
-          <w:tcPr>
-            <w:tcW w:type="dxa" w:w="3120"/>
-            <w:tcMar>
-              <w:top w:w="100" w:type="dxa"/>
-              <w:bottom w:w="100" w:type="dxa"/>
-              <w:left w:w="130" w:type="dxa"/>
-              <w:right w:w="130" w:type="dxa"/>
-            </w:tcMar>
-            <w:shd w:fill="F8FAFC"/>
-          </w:tcPr>
-          <w:p>
-            <w:r>
-              <w:rPr>
-                <w:rFonts w:ascii="Malgun Gothic" w:hAnsi="Malgun Gothic"/>
-                <w:color w:val="334155"/>
-                <w:sz w:val="18"/>
-              </w:rPr>
-              <w:t>당초 원계약 금액 (VAT 포함)</w:t>
+              <w:t>SyncGuard AI 2차 글로벌 법인 확산 구축 사업 (가상 중도정산 시나리오 예시)</w:t>
             </w:r>
           </w:p>
         </w:tc>
@@ -225,67 +155,49 @@
       <w:tr>
         <w:tc>
           <w:tcPr>
-            <w:tcW w:type="dxa" w:w="3120"/>
+            <w:tcW w:type="dxa" w:w="4896"/>
+            <w:shd w:fill="EFF6FF"/>
             <w:tcMar>
-              <w:top w:w="100" w:type="dxa"/>
-              <w:bottom w:w="100" w:type="dxa"/>
-              <w:left w:w="130" w:type="dxa"/>
-              <w:right w:w="130" w:type="dxa"/>
+              <w:top w:w="90" w:type="dxa"/>
+              <w:bottom w:w="90" w:type="dxa"/>
+              <w:left w:w="140" w:type="dxa"/>
+              <w:right w:w="140" w:type="dxa"/>
             </w:tcMar>
-            <w:shd w:fill="FFFFFF"/>
           </w:tcPr>
           <w:p>
+            <w:r/>
             <w:r>
               <w:rPr>
-                <w:rFonts w:ascii="Malgun Gothic" w:hAnsi="Malgun Gothic"/>
-                <w:color w:val="334155"/>
-                <w:sz w:val="18"/>
+                <w:rFonts w:ascii="맑은 고딕" w:hAnsi="맑은 고딕" w:eastAsia="맑은 고딕"/>
+                <w:b/>
+                <w:color w:val="1E293B"/>
+                <w:sz w:val="19"/>
               </w:rPr>
-              <w:t>기 수행 기성률</w:t>
+              <w:t>발주자 (갑)</w:t>
             </w:r>
           </w:p>
         </w:tc>
         <w:tc>
           <w:tcPr>
-            <w:tcW w:type="dxa" w:w="3120"/>
+            <w:tcW w:type="dxa" w:w="4896"/>
+            <w:shd w:fill="F8FAFC"/>
             <w:tcMar>
-              <w:top w:w="100" w:type="dxa"/>
-              <w:bottom w:w="100" w:type="dxa"/>
-              <w:left w:w="130" w:type="dxa"/>
-              <w:right w:w="130" w:type="dxa"/>
+              <w:top w:w="90" w:type="dxa"/>
+              <w:bottom w:w="90" w:type="dxa"/>
+              <w:left w:w="140" w:type="dxa"/>
+              <w:right w:w="140" w:type="dxa"/>
             </w:tcMar>
-            <w:shd w:fill="FFFFFF"/>
           </w:tcPr>
           <w:p>
+            <w:r/>
             <w:r>
               <w:rPr>
-                <w:rFonts w:ascii="Malgun Gothic" w:hAnsi="Malgun Gothic"/>
-                <w:color w:val="334155"/>
-                <w:sz w:val="18"/>
+                <w:rFonts w:ascii="맑은 고딕" w:hAnsi="맑은 고딕" w:eastAsia="맑은 고딕"/>
+                <w:b w:val="0"/>
+                <w:color w:val="1E293B"/>
+                <w:sz w:val="19"/>
               </w:rPr>
-              <w:t>55.0 %</w:t>
-            </w:r>
-          </w:p>
-        </w:tc>
-        <w:tc>
-          <w:tcPr>
-            <w:tcW w:type="dxa" w:w="3120"/>
-            <w:tcMar>
-              <w:top w:w="100" w:type="dxa"/>
-              <w:bottom w:w="100" w:type="dxa"/>
-              <w:left w:w="130" w:type="dxa"/>
-              <w:right w:w="130" w:type="dxa"/>
-            </w:tcMar>
-            <w:shd w:fill="FFFFFF"/>
-          </w:tcPr>
-          <w:p>
-            <w:r>
-              <w:rPr>
-                <w:rFonts w:ascii="Malgun Gothic" w:hAnsi="Malgun Gothic"/>
-                <w:color w:val="334155"/>
-                <w:sz w:val="18"/>
-              </w:rPr>
-              <w:t>공정 실적 검수 완료 (요구분석 및 아키텍처 완료)</w:t>
+              <w:t>주식회사 한빛글로벌 (대표이사 최도현)</w:t>
             </w:r>
           </w:p>
         </w:tc>
@@ -293,67 +205,49 @@
       <w:tr>
         <w:tc>
           <w:tcPr>
-            <w:tcW w:type="dxa" w:w="3120"/>
+            <w:tcW w:type="dxa" w:w="4896"/>
+            <w:shd w:fill="EFF6FF"/>
             <w:tcMar>
-              <w:top w:w="100" w:type="dxa"/>
-              <w:bottom w:w="100" w:type="dxa"/>
-              <w:left w:w="130" w:type="dxa"/>
-              <w:right w:w="130" w:type="dxa"/>
+              <w:top w:w="90" w:type="dxa"/>
+              <w:bottom w:w="90" w:type="dxa"/>
+              <w:left w:w="140" w:type="dxa"/>
+              <w:right w:w="140" w:type="dxa"/>
             </w:tcMar>
-            <w:shd w:fill="F8FAFC"/>
           </w:tcPr>
           <w:p>
+            <w:r/>
             <w:r>
               <w:rPr>
-                <w:rFonts w:ascii="Malgun Gothic" w:hAnsi="Malgun Gothic"/>
-                <w:color w:val="334155"/>
-                <w:sz w:val="18"/>
+                <w:rFonts w:ascii="맑은 고딕" w:hAnsi="맑은 고딕" w:eastAsia="맑은 고딕"/>
+                <w:b/>
+                <w:color w:val="1E293B"/>
+                <w:sz w:val="19"/>
               </w:rPr>
-              <w:t>기성 확정 인정액</w:t>
+              <w:t>계약상대자 (을)</w:t>
             </w:r>
           </w:p>
         </w:tc>
         <w:tc>
           <w:tcPr>
-            <w:tcW w:type="dxa" w:w="3120"/>
+            <w:tcW w:type="dxa" w:w="4896"/>
+            <w:shd w:fill="FFFFFF"/>
             <w:tcMar>
-              <w:top w:w="100" w:type="dxa"/>
-              <w:bottom w:w="100" w:type="dxa"/>
-              <w:left w:w="130" w:type="dxa"/>
-              <w:right w:w="130" w:type="dxa"/>
+              <w:top w:w="90" w:type="dxa"/>
+              <w:bottom w:w="90" w:type="dxa"/>
+              <w:left w:w="140" w:type="dxa"/>
+              <w:right w:w="140" w:type="dxa"/>
             </w:tcMar>
-            <w:shd w:fill="F8FAFC"/>
           </w:tcPr>
           <w:p>
+            <w:r/>
             <w:r>
               <w:rPr>
-                <w:rFonts w:ascii="Malgun Gothic" w:hAnsi="Malgun Gothic"/>
-                <w:color w:val="334155"/>
-                <w:sz w:val="18"/>
+                <w:rFonts w:ascii="맑은 고딕" w:hAnsi="맑은 고딕" w:eastAsia="맑은 고딕"/>
+                <w:b w:val="0"/>
+                <w:color w:val="1E293B"/>
+                <w:sz w:val="19"/>
               </w:rPr>
-              <w:t>55,000,000</w:t>
-            </w:r>
-          </w:p>
-        </w:tc>
-        <w:tc>
-          <w:tcPr>
-            <w:tcW w:type="dxa" w:w="3120"/>
-            <w:tcMar>
-              <w:top w:w="100" w:type="dxa"/>
-              <w:bottom w:w="100" w:type="dxa"/>
-              <w:left w:w="130" w:type="dxa"/>
-              <w:right w:w="130" w:type="dxa"/>
-            </w:tcMar>
-            <w:shd w:fill="F8FAFC"/>
-          </w:tcPr>
-          <w:p>
-            <w:r>
-              <w:rPr>
-                <w:rFonts w:ascii="Malgun Gothic" w:hAnsi="Malgun Gothic"/>
-                <w:color w:val="334155"/>
-                <w:sz w:val="18"/>
-              </w:rPr>
-              <w:t>총 계약금액 x 55%</w:t>
+              <w:t>주식회사 엠파시 (대표이사 김창석)</w:t>
             </w:r>
           </w:p>
         </w:tc>
@@ -361,67 +255,207 @@
       <w:tr>
         <w:tc>
           <w:tcPr>
-            <w:tcW w:type="dxa" w:w="3120"/>
+            <w:tcW w:type="dxa" w:w="4896"/>
+            <w:shd w:fill="EFF6FF"/>
             <w:tcMar>
-              <w:top w:w="100" w:type="dxa"/>
-              <w:bottom w:w="100" w:type="dxa"/>
-              <w:left w:w="130" w:type="dxa"/>
-              <w:right w:w="130" w:type="dxa"/>
+              <w:top w:w="90" w:type="dxa"/>
+              <w:bottom w:w="90" w:type="dxa"/>
+              <w:left w:w="140" w:type="dxa"/>
+              <w:right w:w="140" w:type="dxa"/>
             </w:tcMar>
-            <w:shd w:fill="FFFFFF"/>
           </w:tcPr>
           <w:p>
+            <w:r/>
             <w:r>
               <w:rPr>
-                <w:rFonts w:ascii="Malgun Gothic" w:hAnsi="Malgun Gothic"/>
-                <w:color w:val="334155"/>
-                <w:sz w:val="18"/>
+                <w:rFonts w:ascii="맑은 고딕" w:hAnsi="맑은 고딕" w:eastAsia="맑은 고딕"/>
+                <w:b/>
+                <w:color w:val="1E293B"/>
+                <w:sz w:val="19"/>
               </w:rPr>
-              <w:t>기 수령 선금액</w:t>
+              <w:t>합의 해지 사유</w:t>
             </w:r>
           </w:p>
         </w:tc>
         <w:tc>
           <w:tcPr>
-            <w:tcW w:type="dxa" w:w="3120"/>
+            <w:tcW w:type="dxa" w:w="4896"/>
+            <w:shd w:fill="F8FAFC"/>
             <w:tcMar>
-              <w:top w:w="100" w:type="dxa"/>
-              <w:bottom w:w="100" w:type="dxa"/>
-              <w:left w:w="130" w:type="dxa"/>
-              <w:right w:w="130" w:type="dxa"/>
+              <w:top w:w="90" w:type="dxa"/>
+              <w:bottom w:w="90" w:type="dxa"/>
+              <w:left w:w="140" w:type="dxa"/>
+              <w:right w:w="140" w:type="dxa"/>
             </w:tcMar>
-            <w:shd w:fill="FFFFFF"/>
           </w:tcPr>
           <w:p>
+            <w:r/>
             <w:r>
               <w:rPr>
-                <w:rFonts w:ascii="Malgun Gothic" w:hAnsi="Malgun Gothic"/>
-                <w:color w:val="334155"/>
-                <w:sz w:val="18"/>
+                <w:rFonts w:ascii="맑은 고딕" w:hAnsi="맑은 고딕" w:eastAsia="맑은 고딕"/>
+                <w:b w:val="0"/>
+                <w:color w:val="1E293B"/>
+                <w:sz w:val="19"/>
               </w:rPr>
-              <w:t>30,000,000</w:t>
+              <w:t>발주처 유럽 현지 법인 M&amp;A 구조조정에 따른 글로벌 확산 2단계 사업의 차기 연도 순연 결정 (양사 귀책 없음)</w:t>
+            </w:r>
+          </w:p>
+        </w:tc>
+      </w:tr>
+    </w:tbl>
+    <w:p/>
+    <w:p>
+      <w:r>
+        <w:rPr>
+          <w:rFonts w:ascii="맑은 고딕" w:hAnsi="맑은 고딕" w:eastAsia="맑은 고딕"/>
+          <w:b/>
+          <w:color w:val="1B365D"/>
+          <w:sz w:val="25"/>
+        </w:rPr>
+        <w:t>제1조 (계약의 원만한 중도 해지 합의)</w:t>
+      </w:r>
+    </w:p>
+    <w:p>
+      <w:r>
+        <w:rPr>
+          <w:rFonts w:ascii="맑은 고딕" w:hAnsi="맑은 고딕" w:eastAsia="맑은 고딕"/>
+          <w:b w:val="0"/>
+          <w:color w:val="1E293B"/>
+          <w:sz w:val="20"/>
+        </w:rPr>
+        <w:t>갑과 을은 경영 환경 변화에 따라 본건 용역 계약을 2026년 08월 31일부로 상호 합의 해지(타절)하며, 해지 시점까지 을이 완수한 기성 산출물(요구분석서, 글로벌 규제 매핑표, 아키텍처 설계서)의 가치를 객관적으로 평가하여 정산한다.</w:t>
+      </w:r>
+    </w:p>
+    <w:p>
+      <w:r>
+        <w:rPr>
+          <w:rFonts w:ascii="맑은 고딕" w:hAnsi="맑은 고딕" w:eastAsia="맑은 고딕"/>
+          <w:b/>
+          <w:color w:val="1B365D"/>
+          <w:sz w:val="25"/>
+        </w:rPr>
+        <w:t>제2조 (객관적 기성고 확정 및 정산 금액 산출표)</w:t>
+      </w:r>
+    </w:p>
+    <w:tbl>
+      <w:tblPr>
+        <w:tblStyle w:val="TableGrid"/>
+        <w:tblW w:type="auto" w:w="0"/>
+        <w:jc w:val="center"/>
+        <w:tblLook w:firstColumn="1" w:firstRow="1" w:lastColumn="0" w:lastRow="0" w:noHBand="0" w:noVBand="1" w:val="04A0"/>
+      </w:tblPr>
+      <w:tblGrid>
+        <w:gridCol w:w="2448"/>
+        <w:gridCol w:w="2448"/>
+        <w:gridCol w:w="2448"/>
+        <w:gridCol w:w="2448"/>
+      </w:tblGrid>
+      <w:tr>
+        <w:tc>
+          <w:tcPr>
+            <w:tcW w:type="dxa" w:w="2448"/>
+            <w:shd w:fill="1B365D"/>
+            <w:tcMar>
+              <w:top w:w="110" w:type="dxa"/>
+              <w:bottom w:w="110" w:type="dxa"/>
+              <w:left w:w="140" w:type="dxa"/>
+              <w:right w:w="140" w:type="dxa"/>
+            </w:tcMar>
+          </w:tcPr>
+          <w:p>
+            <w:pPr>
+              <w:jc w:val="center"/>
+            </w:pPr>
+            <w:r/>
+            <w:r>
+              <w:rPr>
+                <w:rFonts w:ascii="맑은 고딕" w:hAnsi="맑은 고딕" w:eastAsia="맑은 고딕"/>
+                <w:b/>
+                <w:color w:val="FFFFFF"/>
+                <w:sz w:val="19"/>
+              </w:rPr>
+              <w:t>정산 항목</w:t>
             </w:r>
           </w:p>
         </w:tc>
         <w:tc>
           <w:tcPr>
-            <w:tcW w:type="dxa" w:w="3120"/>
+            <w:tcW w:type="dxa" w:w="2448"/>
+            <w:shd w:fill="1B365D"/>
             <w:tcMar>
-              <w:top w:w="100" w:type="dxa"/>
-              <w:bottom w:w="100" w:type="dxa"/>
-              <w:left w:w="130" w:type="dxa"/>
-              <w:right w:w="130" w:type="dxa"/>
+              <w:top w:w="110" w:type="dxa"/>
+              <w:bottom w:w="110" w:type="dxa"/>
+              <w:left w:w="140" w:type="dxa"/>
+              <w:right w:w="140" w:type="dxa"/>
             </w:tcMar>
-            <w:shd w:fill="FFFFFF"/>
           </w:tcPr>
           <w:p>
+            <w:pPr>
+              <w:jc w:val="center"/>
+            </w:pPr>
+            <w:r/>
             <w:r>
               <w:rPr>
-                <w:rFonts w:ascii="Malgun Gothic" w:hAnsi="Malgun Gothic"/>
-                <w:color w:val="334155"/>
-                <w:sz w:val="18"/>
+                <w:rFonts w:ascii="맑은 고딕" w:hAnsi="맑은 고딕" w:eastAsia="맑은 고딕"/>
+                <w:b/>
+                <w:color w:val="FFFFFF"/>
+                <w:sz w:val="19"/>
               </w:rPr>
-              <w:t>착수 시 수령한 선금 (30%)</w:t>
+              <w:t>산출 비율 / 수식</w:t>
+            </w:r>
+          </w:p>
+        </w:tc>
+        <w:tc>
+          <w:tcPr>
+            <w:tcW w:type="dxa" w:w="2448"/>
+            <w:shd w:fill="1B365D"/>
+            <w:tcMar>
+              <w:top w:w="110" w:type="dxa"/>
+              <w:bottom w:w="110" w:type="dxa"/>
+              <w:left w:w="140" w:type="dxa"/>
+              <w:right w:w="140" w:type="dxa"/>
+            </w:tcMar>
+          </w:tcPr>
+          <w:p>
+            <w:pPr>
+              <w:jc w:val="center"/>
+            </w:pPr>
+            <w:r/>
+            <w:r>
+              <w:rPr>
+                <w:rFonts w:ascii="맑은 고딕" w:hAnsi="맑은 고딕" w:eastAsia="맑은 고딕"/>
+                <w:b/>
+                <w:color w:val="FFFFFF"/>
+                <w:sz w:val="19"/>
+              </w:rPr>
+              <w:t>금액 (VAT 포함)</w:t>
+            </w:r>
+          </w:p>
+        </w:tc>
+        <w:tc>
+          <w:tcPr>
+            <w:tcW w:type="dxa" w:w="2448"/>
+            <w:shd w:fill="1B365D"/>
+            <w:tcMar>
+              <w:top w:w="110" w:type="dxa"/>
+              <w:bottom w:w="110" w:type="dxa"/>
+              <w:left w:w="140" w:type="dxa"/>
+              <w:right w:w="140" w:type="dxa"/>
+            </w:tcMar>
+          </w:tcPr>
+          <w:p>
+            <w:pPr>
+              <w:jc w:val="center"/>
+            </w:pPr>
+            <w:r/>
+            <w:r>
+              <w:rPr>
+                <w:rFonts w:ascii="맑은 고딕" w:hAnsi="맑은 고딕" w:eastAsia="맑은 고딕"/>
+                <w:b/>
+                <w:color w:val="FFFFFF"/>
+                <w:sz w:val="19"/>
+              </w:rPr>
+              <w:t>검수 및 산출 근거</w:t>
             </w:r>
           </w:p>
         </w:tc>
@@ -429,67 +463,489 @@
       <w:tr>
         <w:tc>
           <w:tcPr>
-            <w:tcW w:type="dxa" w:w="3120"/>
+            <w:tcW w:type="dxa" w:w="2448"/>
+            <w:shd w:fill="FFFFFF"/>
             <w:tcMar>
-              <w:top w:w="100" w:type="dxa"/>
-              <w:bottom w:w="100" w:type="dxa"/>
-              <w:left w:w="130" w:type="dxa"/>
-              <w:right w:w="130" w:type="dxa"/>
+              <w:top w:w="90" w:type="dxa"/>
+              <w:bottom w:w="90" w:type="dxa"/>
+              <w:left w:w="140" w:type="dxa"/>
+              <w:right w:w="140" w:type="dxa"/>
             </w:tcMar>
-            <w:shd w:fill="F8FAFC"/>
           </w:tcPr>
           <w:p>
+            <w:r/>
             <w:r>
               <w:rPr>
-                <w:rFonts w:ascii="Malgun Gothic" w:hAnsi="Malgun Gothic"/>
-                <w:color w:val="334155"/>
-                <w:sz w:val="18"/>
+                <w:rFonts w:ascii="맑은 고딕" w:hAnsi="맑은 고딕" w:eastAsia="맑은 고딕"/>
+                <w:b w:val="0"/>
+                <w:color w:val="1E293B"/>
+                <w:sz w:val="19"/>
               </w:rPr>
-              <w:t>최종 추가 지급액 (정산 잔액)</w:t>
+              <w:t>당초 총 계약 금액 (A)</w:t>
             </w:r>
           </w:p>
         </w:tc>
         <w:tc>
           <w:tcPr>
-            <w:tcW w:type="dxa" w:w="3120"/>
+            <w:tcW w:type="dxa" w:w="2448"/>
+            <w:shd w:fill="FFFFFF"/>
             <w:tcMar>
-              <w:top w:w="100" w:type="dxa"/>
-              <w:bottom w:w="100" w:type="dxa"/>
-              <w:left w:w="130" w:type="dxa"/>
-              <w:right w:w="130" w:type="dxa"/>
+              <w:top w:w="90" w:type="dxa"/>
+              <w:bottom w:w="90" w:type="dxa"/>
+              <w:left w:w="140" w:type="dxa"/>
+              <w:right w:w="140" w:type="dxa"/>
             </w:tcMar>
-            <w:shd w:fill="F8FAFC"/>
           </w:tcPr>
           <w:p>
+            <w:r/>
             <w:r>
               <w:rPr>
-                <w:rFonts w:ascii="Malgun Gothic" w:hAnsi="Malgun Gothic"/>
-                <w:color w:val="334155"/>
-                <w:sz w:val="18"/>
+                <w:rFonts w:ascii="맑은 고딕" w:hAnsi="맑은 고딕" w:eastAsia="맑은 고딕"/>
+                <w:b w:val="0"/>
+                <w:color w:val="1E293B"/>
+                <w:sz w:val="19"/>
               </w:rPr>
-              <w:t>25,000,000</w:t>
+              <w:t>100.0%</w:t>
             </w:r>
           </w:p>
         </w:tc>
         <w:tc>
           <w:tcPr>
-            <w:tcW w:type="dxa" w:w="3120"/>
+            <w:tcW w:type="dxa" w:w="2448"/>
+            <w:shd w:fill="FFFFFF"/>
             <w:tcMar>
-              <w:top w:w="100" w:type="dxa"/>
-              <w:bottom w:w="100" w:type="dxa"/>
-              <w:left w:w="130" w:type="dxa"/>
-              <w:right w:w="130" w:type="dxa"/>
+              <w:top w:w="90" w:type="dxa"/>
+              <w:bottom w:w="90" w:type="dxa"/>
+              <w:left w:w="140" w:type="dxa"/>
+              <w:right w:w="140" w:type="dxa"/>
             </w:tcMar>
-            <w:shd w:fill="F8FAFC"/>
           </w:tcPr>
           <w:p>
+            <w:r/>
             <w:r>
               <w:rPr>
-                <w:rFonts w:ascii="Malgun Gothic" w:hAnsi="Malgun Gothic"/>
-                <w:color w:val="334155"/>
-                <w:sz w:val="18"/>
+                <w:rFonts w:ascii="맑은 고딕" w:hAnsi="맑은 고딕" w:eastAsia="맑은 고딕"/>
+                <w:b w:val="0"/>
+                <w:color w:val="1E293B"/>
+                <w:sz w:val="19"/>
               </w:rPr>
-              <w:t>기성 인정액 - 기 수령 선금액 (갑이 을에게 지급)</w:t>
+              <w:t>₩200,000,000</w:t>
+            </w:r>
+          </w:p>
+        </w:tc>
+        <w:tc>
+          <w:tcPr>
+            <w:tcW w:type="dxa" w:w="2448"/>
+            <w:shd w:fill="FFFFFF"/>
+            <w:tcMar>
+              <w:top w:w="90" w:type="dxa"/>
+              <w:bottom w:w="90" w:type="dxa"/>
+              <w:left w:w="140" w:type="dxa"/>
+              <w:right w:w="140" w:type="dxa"/>
+            </w:tcMar>
+          </w:tcPr>
+          <w:p>
+            <w:r/>
+            <w:r>
+              <w:rPr>
+                <w:rFonts w:ascii="맑은 고딕" w:hAnsi="맑은 고딕" w:eastAsia="맑은 고딕"/>
+                <w:b w:val="0"/>
+                <w:color w:val="1E293B"/>
+                <w:sz w:val="19"/>
+              </w:rPr>
+              <w:t>원계약 금액</w:t>
+            </w:r>
+          </w:p>
+        </w:tc>
+      </w:tr>
+      <w:tr>
+        <w:tc>
+          <w:tcPr>
+            <w:tcW w:type="dxa" w:w="2448"/>
+            <w:shd w:fill="F8FAFC"/>
+            <w:tcMar>
+              <w:top w:w="90" w:type="dxa"/>
+              <w:bottom w:w="90" w:type="dxa"/>
+              <w:left w:w="140" w:type="dxa"/>
+              <w:right w:w="140" w:type="dxa"/>
+            </w:tcMar>
+          </w:tcPr>
+          <w:p>
+            <w:r/>
+            <w:r>
+              <w:rPr>
+                <w:rFonts w:ascii="맑은 고딕" w:hAnsi="맑은 고딕" w:eastAsia="맑은 고딕"/>
+                <w:b w:val="0"/>
+                <w:color w:val="1E293B"/>
+                <w:sz w:val="19"/>
+              </w:rPr>
+              <w:t>확정 기성 수행률 (B)</w:t>
+            </w:r>
+          </w:p>
+        </w:tc>
+        <w:tc>
+          <w:tcPr>
+            <w:tcW w:type="dxa" w:w="2448"/>
+            <w:shd w:fill="F8FAFC"/>
+            <w:tcMar>
+              <w:top w:w="90" w:type="dxa"/>
+              <w:bottom w:w="90" w:type="dxa"/>
+              <w:left w:w="140" w:type="dxa"/>
+              <w:right w:w="140" w:type="dxa"/>
+            </w:tcMar>
+          </w:tcPr>
+          <w:p>
+            <w:r/>
+            <w:r>
+              <w:rPr>
+                <w:rFonts w:ascii="맑은 고딕" w:hAnsi="맑은 고딕" w:eastAsia="맑은 고딕"/>
+                <w:b w:val="0"/>
+                <w:color w:val="1E293B"/>
+                <w:sz w:val="19"/>
+              </w:rPr>
+              <w:t>55.0%</w:t>
+            </w:r>
+          </w:p>
+        </w:tc>
+        <w:tc>
+          <w:tcPr>
+            <w:tcW w:type="dxa" w:w="2448"/>
+            <w:shd w:fill="F8FAFC"/>
+            <w:tcMar>
+              <w:top w:w="90" w:type="dxa"/>
+              <w:bottom w:w="90" w:type="dxa"/>
+              <w:left w:w="140" w:type="dxa"/>
+              <w:right w:w="140" w:type="dxa"/>
+            </w:tcMar>
+          </w:tcPr>
+          <w:p>
+            <w:r/>
+            <w:r>
+              <w:rPr>
+                <w:rFonts w:ascii="맑은 고딕" w:hAnsi="맑은 고딕" w:eastAsia="맑은 고딕"/>
+                <w:b w:val="0"/>
+                <w:color w:val="1E293B"/>
+                <w:sz w:val="19"/>
+              </w:rPr>
+              <w:t>-</w:t>
+            </w:r>
+          </w:p>
+        </w:tc>
+        <w:tc>
+          <w:tcPr>
+            <w:tcW w:type="dxa" w:w="2448"/>
+            <w:shd w:fill="F8FAFC"/>
+            <w:tcMar>
+              <w:top w:w="90" w:type="dxa"/>
+              <w:bottom w:w="90" w:type="dxa"/>
+              <w:left w:w="140" w:type="dxa"/>
+              <w:right w:w="140" w:type="dxa"/>
+            </w:tcMar>
+          </w:tcPr>
+          <w:p>
+            <w:r/>
+            <w:r>
+              <w:rPr>
+                <w:rFonts w:ascii="맑은 고딕" w:hAnsi="맑은 고딕" w:eastAsia="맑은 고딕"/>
+                <w:b w:val="0"/>
+                <w:color w:val="1E293B"/>
+                <w:sz w:val="19"/>
+              </w:rPr>
+              <w:t>WBS 가중치 기준 요구분석(20%) + 상세설계(25%) + 초기구현(10%) 완료 검수</w:t>
+            </w:r>
+          </w:p>
+        </w:tc>
+      </w:tr>
+      <w:tr>
+        <w:tc>
+          <w:tcPr>
+            <w:tcW w:type="dxa" w:w="2448"/>
+            <w:shd w:fill="FFFFFF"/>
+            <w:tcMar>
+              <w:top w:w="90" w:type="dxa"/>
+              <w:bottom w:w="90" w:type="dxa"/>
+              <w:left w:w="140" w:type="dxa"/>
+              <w:right w:w="140" w:type="dxa"/>
+            </w:tcMar>
+          </w:tcPr>
+          <w:p>
+            <w:r/>
+            <w:r>
+              <w:rPr>
+                <w:rFonts w:ascii="맑은 고딕" w:hAnsi="맑은 고딕" w:eastAsia="맑은 고딕"/>
+                <w:b w:val="0"/>
+                <w:color w:val="1E293B"/>
+                <w:sz w:val="19"/>
+              </w:rPr>
+              <w:t>기성 확정 인정액 (C = A×B)</w:t>
+            </w:r>
+          </w:p>
+        </w:tc>
+        <w:tc>
+          <w:tcPr>
+            <w:tcW w:type="dxa" w:w="2448"/>
+            <w:shd w:fill="FFFFFF"/>
+            <w:tcMar>
+              <w:top w:w="90" w:type="dxa"/>
+              <w:bottom w:w="90" w:type="dxa"/>
+              <w:left w:w="140" w:type="dxa"/>
+              <w:right w:w="140" w:type="dxa"/>
+            </w:tcMar>
+          </w:tcPr>
+          <w:p>
+            <w:r/>
+            <w:r>
+              <w:rPr>
+                <w:rFonts w:ascii="맑은 고딕" w:hAnsi="맑은 고딕" w:eastAsia="맑은 고딕"/>
+                <w:b w:val="0"/>
+                <w:color w:val="1E293B"/>
+                <w:sz w:val="19"/>
+              </w:rPr>
+              <w:t>55.0%</w:t>
+            </w:r>
+          </w:p>
+        </w:tc>
+        <w:tc>
+          <w:tcPr>
+            <w:tcW w:type="dxa" w:w="2448"/>
+            <w:shd w:fill="FFFFFF"/>
+            <w:tcMar>
+              <w:top w:w="90" w:type="dxa"/>
+              <w:bottom w:w="90" w:type="dxa"/>
+              <w:left w:w="140" w:type="dxa"/>
+              <w:right w:w="140" w:type="dxa"/>
+            </w:tcMar>
+          </w:tcPr>
+          <w:p>
+            <w:r/>
+            <w:r>
+              <w:rPr>
+                <w:rFonts w:ascii="맑은 고딕" w:hAnsi="맑은 고딕" w:eastAsia="맑은 고딕"/>
+                <w:b w:val="0"/>
+                <w:color w:val="1E293B"/>
+                <w:sz w:val="19"/>
+              </w:rPr>
+              <w:t>₩110,000,000</w:t>
+            </w:r>
+          </w:p>
+        </w:tc>
+        <w:tc>
+          <w:tcPr>
+            <w:tcW w:type="dxa" w:w="2448"/>
+            <w:shd w:fill="FFFFFF"/>
+            <w:tcMar>
+              <w:top w:w="90" w:type="dxa"/>
+              <w:bottom w:w="90" w:type="dxa"/>
+              <w:left w:w="140" w:type="dxa"/>
+              <w:right w:w="140" w:type="dxa"/>
+            </w:tcMar>
+          </w:tcPr>
+          <w:p>
+            <w:r/>
+            <w:r>
+              <w:rPr>
+                <w:rFonts w:ascii="맑은 고딕" w:hAnsi="맑은 고딕" w:eastAsia="맑은 고딕"/>
+                <w:b w:val="0"/>
+                <w:color w:val="1E293B"/>
+                <w:sz w:val="19"/>
+              </w:rPr>
+              <w:t>양사 PM 입회 산출물 실사 합격 금액</w:t>
+            </w:r>
+          </w:p>
+        </w:tc>
+      </w:tr>
+      <w:tr>
+        <w:tc>
+          <w:tcPr>
+            <w:tcW w:type="dxa" w:w="2448"/>
+            <w:shd w:fill="F8FAFC"/>
+            <w:tcMar>
+              <w:top w:w="90" w:type="dxa"/>
+              <w:bottom w:w="90" w:type="dxa"/>
+              <w:left w:w="140" w:type="dxa"/>
+              <w:right w:w="140" w:type="dxa"/>
+            </w:tcMar>
+          </w:tcPr>
+          <w:p>
+            <w:r/>
+            <w:r>
+              <w:rPr>
+                <w:rFonts w:ascii="맑은 고딕" w:hAnsi="맑은 고딕" w:eastAsia="맑은 고딕"/>
+                <w:b w:val="0"/>
+                <w:color w:val="1E293B"/>
+                <w:sz w:val="19"/>
+              </w:rPr>
+              <w:t>기 수령 선금액 (D)</w:t>
+            </w:r>
+          </w:p>
+        </w:tc>
+        <w:tc>
+          <w:tcPr>
+            <w:tcW w:type="dxa" w:w="2448"/>
+            <w:shd w:fill="F8FAFC"/>
+            <w:tcMar>
+              <w:top w:w="90" w:type="dxa"/>
+              <w:bottom w:w="90" w:type="dxa"/>
+              <w:left w:w="140" w:type="dxa"/>
+              <w:right w:w="140" w:type="dxa"/>
+            </w:tcMar>
+          </w:tcPr>
+          <w:p>
+            <w:r/>
+            <w:r>
+              <w:rPr>
+                <w:rFonts w:ascii="맑은 고딕" w:hAnsi="맑은 고딕" w:eastAsia="맑은 고딕"/>
+                <w:b w:val="0"/>
+                <w:color w:val="1E293B"/>
+                <w:sz w:val="19"/>
+              </w:rPr>
+              <w:t>30.0%</w:t>
+            </w:r>
+          </w:p>
+        </w:tc>
+        <w:tc>
+          <w:tcPr>
+            <w:tcW w:type="dxa" w:w="2448"/>
+            <w:shd w:fill="F8FAFC"/>
+            <w:tcMar>
+              <w:top w:w="90" w:type="dxa"/>
+              <w:bottom w:w="90" w:type="dxa"/>
+              <w:left w:w="140" w:type="dxa"/>
+              <w:right w:w="140" w:type="dxa"/>
+            </w:tcMar>
+          </w:tcPr>
+          <w:p>
+            <w:r/>
+            <w:r>
+              <w:rPr>
+                <w:rFonts w:ascii="맑은 고딕" w:hAnsi="맑은 고딕" w:eastAsia="맑은 고딕"/>
+                <w:b w:val="0"/>
+                <w:color w:val="1E293B"/>
+                <w:sz w:val="19"/>
+              </w:rPr>
+              <w:t>₩60,000,000</w:t>
+            </w:r>
+          </w:p>
+        </w:tc>
+        <w:tc>
+          <w:tcPr>
+            <w:tcW w:type="dxa" w:w="2448"/>
+            <w:shd w:fill="F8FAFC"/>
+            <w:tcMar>
+              <w:top w:w="90" w:type="dxa"/>
+              <w:bottom w:w="90" w:type="dxa"/>
+              <w:left w:w="140" w:type="dxa"/>
+              <w:right w:w="140" w:type="dxa"/>
+            </w:tcMar>
+          </w:tcPr>
+          <w:p>
+            <w:r/>
+            <w:r>
+              <w:rPr>
+                <w:rFonts w:ascii="맑은 고딕" w:hAnsi="맑은 고딕" w:eastAsia="맑은 고딕"/>
+                <w:b w:val="0"/>
+                <w:color w:val="1E293B"/>
+                <w:sz w:val="19"/>
+              </w:rPr>
+              <w:t>착수 시 기 지급된 선금 전액 상계</w:t>
+            </w:r>
+          </w:p>
+        </w:tc>
+      </w:tr>
+      <w:tr>
+        <w:tc>
+          <w:tcPr>
+            <w:tcW w:type="dxa" w:w="2448"/>
+            <w:shd w:fill="FFFFFF"/>
+            <w:tcMar>
+              <w:top w:w="90" w:type="dxa"/>
+              <w:bottom w:w="90" w:type="dxa"/>
+              <w:left w:w="140" w:type="dxa"/>
+              <w:right w:w="140" w:type="dxa"/>
+            </w:tcMar>
+          </w:tcPr>
+          <w:p>
+            <w:r/>
+            <w:r>
+              <w:rPr>
+                <w:rFonts w:ascii="맑은 고딕" w:hAnsi="맑은 고딕" w:eastAsia="맑은 고딕"/>
+                <w:b w:val="0"/>
+                <w:color w:val="1E293B"/>
+                <w:sz w:val="19"/>
+              </w:rPr>
+              <w:t>최종 추가 정산 지급액 (E = C-D)</w:t>
+            </w:r>
+          </w:p>
+        </w:tc>
+        <w:tc>
+          <w:tcPr>
+            <w:tcW w:type="dxa" w:w="2448"/>
+            <w:shd w:fill="FFFFFF"/>
+            <w:tcMar>
+              <w:top w:w="90" w:type="dxa"/>
+              <w:bottom w:w="90" w:type="dxa"/>
+              <w:left w:w="140" w:type="dxa"/>
+              <w:right w:w="140" w:type="dxa"/>
+            </w:tcMar>
+          </w:tcPr>
+          <w:p>
+            <w:r/>
+            <w:r>
+              <w:rPr>
+                <w:rFonts w:ascii="맑은 고딕" w:hAnsi="맑은 고딕" w:eastAsia="맑은 고딕"/>
+                <w:b w:val="0"/>
+                <w:color w:val="1E293B"/>
+                <w:sz w:val="19"/>
+              </w:rPr>
+              <w:t>25.0%</w:t>
+            </w:r>
+          </w:p>
+        </w:tc>
+        <w:tc>
+          <w:tcPr>
+            <w:tcW w:type="dxa" w:w="2448"/>
+            <w:shd w:fill="FFFFFF"/>
+            <w:tcMar>
+              <w:top w:w="90" w:type="dxa"/>
+              <w:bottom w:w="90" w:type="dxa"/>
+              <w:left w:w="140" w:type="dxa"/>
+              <w:right w:w="140" w:type="dxa"/>
+            </w:tcMar>
+          </w:tcPr>
+          <w:p>
+            <w:r/>
+            <w:r>
+              <w:rPr>
+                <w:rFonts w:ascii="맑은 고딕" w:hAnsi="맑은 고딕" w:eastAsia="맑은 고딕"/>
+                <w:b w:val="0"/>
+                <w:color w:val="1E293B"/>
+                <w:sz w:val="19"/>
+              </w:rPr>
+              <w:t>₩50,000,000</w:t>
+            </w:r>
+          </w:p>
+        </w:tc>
+        <w:tc>
+          <w:tcPr>
+            <w:tcW w:type="dxa" w:w="2448"/>
+            <w:shd w:fill="FFFFFF"/>
+            <w:tcMar>
+              <w:top w:w="90" w:type="dxa"/>
+              <w:bottom w:w="90" w:type="dxa"/>
+              <w:left w:w="140" w:type="dxa"/>
+              <w:right w:w="140" w:type="dxa"/>
+            </w:tcMar>
+          </w:tcPr>
+          <w:p>
+            <w:r/>
+            <w:r>
+              <w:rPr>
+                <w:rFonts w:ascii="맑은 고딕" w:hAnsi="맑은 고딕" w:eastAsia="맑은 고딕"/>
+                <w:b w:val="0"/>
+                <w:color w:val="1E293B"/>
+                <w:sz w:val="19"/>
+              </w:rPr>
+              <w:t>본 합의 체결 후 14일 이내 갑이 을에게 현금 지급</w:t>
             </w:r>
           </w:p>
         </w:tc>
@@ -497,132 +953,166 @@
     </w:tbl>
     <w:p/>
     <w:p>
-      <w:pPr>
-        <w:spacing w:before="160" w:after="80"/>
-      </w:pPr>
       <w:r>
         <w:rPr>
-          <w:rFonts w:ascii="Malgun Gothic" w:hAnsi="Malgun Gothic"/>
+          <w:rFonts w:ascii="맑은 고딕" w:hAnsi="맑은 고딕" w:eastAsia="맑은 고딕"/>
           <w:b/>
-          <w:color w:val="2563EB"/>
-          <w:sz w:val="26"/>
+          <w:color w:val="1B365D"/>
+          <w:sz w:val="25"/>
         </w:rPr>
-        <w:t>제3조 (산출물 인도 및 일체 분쟁의 종결)</w:t>
+        <w:t>제3조 (산출물 인도 및 부제소 특약 — 분쟁의 영구 종결)</w:t>
+      </w:r>
+    </w:p>
+    <w:p>
+      <w:r>
+        <w:rPr>
+          <w:rFonts w:ascii="맑은 고딕" w:hAnsi="맑은 고딕" w:eastAsia="맑은 고딕"/>
+          <w:b w:val="0"/>
+          <w:color w:val="1E293B"/>
+          <w:sz w:val="20"/>
+        </w:rPr>
+        <w:t>1. 을은 본 합의서 체결 후 5영업일 이내에 기성 인정 범위(55.0%)에 해당하는 설계 문서 및 소스코드 일체를 갑에게 인도한다.</w:t>
+      </w:r>
+    </w:p>
+    <w:p>
+      <w:r>
+        <w:rPr>
+          <w:rFonts w:ascii="맑은 고딕" w:hAnsi="맑은 고딕" w:eastAsia="맑은 고딕"/>
+          <w:b w:val="0"/>
+          <w:color w:val="1E293B"/>
+          <w:sz w:val="20"/>
+        </w:rPr>
+        <w:t>2. 갑이 제2조의 최종 정산금(₩50,000,000)을 을에게 지급 완료함과 동시에, 양 당사자는 본 계약과 관련하여 지체상금, 위약금, 손해배상 등 어떠한 민·형사상 이의나 소송도 제기하지 아니할 것을 확약한다.</w:t>
       </w:r>
     </w:p>
     <w:p>
       <w:pPr>
-        <w:spacing w:line="312" w:lineRule="auto" w:after="60"/>
+        <w:jc w:val="right"/>
       </w:pPr>
       <w:r>
         <w:rPr>
-          <w:rFonts w:ascii="Malgun Gothic" w:hAnsi="Malgun Gothic"/>
-          <w:color w:val="334155"/>
-          <w:sz w:val="20"/>
+          <w:rFonts w:ascii="맑은 고딕" w:hAnsi="맑은 고딕" w:eastAsia="맑은 고딕"/>
+          <w:b/>
+          <w:color w:val="0F172A"/>
+          <w:sz w:val="21"/>
         </w:rPr>
-        <w:t>1. '을'은 본 합의 체결 후 7일 이내에 해지 시점까지 작성된 모든 설계서, 소스코드, 분석 문서를 '갑'에게 인계한다.</w:t>
+        <w:t>확정 및 서명일자: 2026년 08월 31일</w:t>
       </w:r>
     </w:p>
-    <w:p>
-      <w:pPr>
-        <w:spacing w:line="312" w:lineRule="auto" w:after="60"/>
-      </w:pPr>
-      <w:r>
-        <w:rPr>
-          <w:rFonts w:ascii="Malgun Gothic" w:hAnsi="Malgun Gothic"/>
-          <w:color w:val="334155"/>
-          <w:sz w:val="20"/>
-        </w:rPr>
-        <w:t>2. 본 정산 대금 지급 완료와 동시에 양 당사자는 본 계약과 관련하여 상대방에 대하여 어떠한 추가적인 손해배상 청구나 민·형사상 청구를 제기하지 아니한다.</w:t>
-      </w:r>
-    </w:p>
-    <w:p>
-      <w:pPr>
-        <w:jc w:val="center"/>
-      </w:pPr>
-      <w:r>
-        <w:rPr>
-          <w:rFonts w:ascii="Malgun Gothic" w:hAnsi="Malgun Gothic"/>
-          <w:b/>
-          <w:sz w:val="21"/>
-        </w:rPr>
-        <w:t>합의 및 확인일자: 202  년     월     일</w:t>
-      </w:r>
-    </w:p>
-    <w:p/>
     <w:tbl>
       <w:tblPr>
+        <w:tblStyle w:val="TableGrid"/>
         <w:tblW w:type="auto" w:w="0"/>
         <w:jc w:val="center"/>
         <w:tblLook w:firstColumn="1" w:firstRow="1" w:lastColumn="0" w:lastRow="0" w:noHBand="0" w:noVBand="1" w:val="04A0"/>
       </w:tblPr>
       <w:tblGrid>
-        <w:gridCol w:w="3120"/>
-        <w:gridCol w:w="3120"/>
-        <w:gridCol w:w="3120"/>
+        <w:gridCol w:w="2448"/>
+        <w:gridCol w:w="2448"/>
+        <w:gridCol w:w="2448"/>
+        <w:gridCol w:w="2448"/>
       </w:tblGrid>
       <w:tr>
         <w:tc>
           <w:tcPr>
-            <w:tcW w:type="dxa" w:w="3120"/>
-            <w:shd w:fill="334155"/>
+            <w:tcW w:type="dxa" w:w="2448"/>
+            <w:shd w:fill="1B365D"/>
             <w:tcMar>
-              <w:top w:w="90" w:type="dxa"/>
-              <w:bottom w:w="90" w:type="dxa"/>
-              <w:left w:w="110" w:type="dxa"/>
-              <w:right w:w="110" w:type="dxa"/>
+              <w:top w:w="110" w:type="dxa"/>
+              <w:bottom w:w="110" w:type="dxa"/>
+              <w:left w:w="140" w:type="dxa"/>
+              <w:right w:w="140" w:type="dxa"/>
             </w:tcMar>
           </w:tcPr>
           <w:p>
+            <w:pPr>
+              <w:jc w:val="center"/>
+            </w:pPr>
+            <w:r/>
             <w:r>
               <w:rPr>
-                <w:rFonts w:ascii="Malgun Gothic" w:hAnsi="Malgun Gothic"/>
+                <w:rFonts w:ascii="맑은 고딕" w:hAnsi="맑은 고딕" w:eastAsia="맑은 고딕"/>
                 <w:b/>
                 <w:color w:val="FFFFFF"/>
                 <w:sz w:val="19"/>
               </w:rPr>
-              <w:t>구 분</w:t>
+              <w:t>구분</w:t>
             </w:r>
           </w:p>
         </w:tc>
         <w:tc>
           <w:tcPr>
-            <w:tcW w:type="dxa" w:w="3120"/>
-            <w:shd w:fill="334155"/>
+            <w:tcW w:type="dxa" w:w="2448"/>
+            <w:shd w:fill="1B365D"/>
             <w:tcMar>
-              <w:top w:w="90" w:type="dxa"/>
-              <w:bottom w:w="90" w:type="dxa"/>
-              <w:left w:w="110" w:type="dxa"/>
-              <w:right w:w="110" w:type="dxa"/>
+              <w:top w:w="110" w:type="dxa"/>
+              <w:bottom w:w="110" w:type="dxa"/>
+              <w:left w:w="140" w:type="dxa"/>
+              <w:right w:w="140" w:type="dxa"/>
             </w:tcMar>
           </w:tcPr>
           <w:p>
+            <w:pPr>
+              <w:jc w:val="center"/>
+            </w:pPr>
+            <w:r/>
             <w:r>
               <w:rPr>
-                <w:rFonts w:ascii="Malgun Gothic" w:hAnsi="Malgun Gothic"/>
+                <w:rFonts w:ascii="맑은 고딕" w:hAnsi="맑은 고딕" w:eastAsia="맑은 고딕"/>
                 <w:b/>
                 <w:color w:val="FFFFFF"/>
                 <w:sz w:val="19"/>
               </w:rPr>
-              <w:t>소속 / 직급 / 성명</w:t>
+              <w:t>소속 기관 및 부서</w:t>
             </w:r>
           </w:p>
         </w:tc>
         <w:tc>
           <w:tcPr>
-            <w:tcW w:type="dxa" w:w="3120"/>
-            <w:shd w:fill="334155"/>
+            <w:tcW w:type="dxa" w:w="2448"/>
+            <w:shd w:fill="1B365D"/>
             <w:tcMar>
-              <w:top w:w="90" w:type="dxa"/>
-              <w:bottom w:w="90" w:type="dxa"/>
-              <w:left w:w="110" w:type="dxa"/>
-              <w:right w:w="110" w:type="dxa"/>
+              <w:top w:w="110" w:type="dxa"/>
+              <w:bottom w:w="110" w:type="dxa"/>
+              <w:left w:w="140" w:type="dxa"/>
+              <w:right w:w="140" w:type="dxa"/>
             </w:tcMar>
           </w:tcPr>
           <w:p>
+            <w:pPr>
+              <w:jc w:val="center"/>
+            </w:pPr>
+            <w:r/>
             <w:r>
               <w:rPr>
-                <w:rFonts w:ascii="Malgun Gothic" w:hAnsi="Malgun Gothic"/>
+                <w:rFonts w:ascii="맑은 고딕" w:hAnsi="맑은 고딕" w:eastAsia="맑은 고딕"/>
+                <w:b/>
+                <w:color w:val="FFFFFF"/>
+                <w:sz w:val="19"/>
+              </w:rPr>
+              <w:t>직급 / 성명</w:t>
+            </w:r>
+          </w:p>
+        </w:tc>
+        <w:tc>
+          <w:tcPr>
+            <w:tcW w:type="dxa" w:w="2448"/>
+            <w:shd w:fill="1B365D"/>
+            <w:tcMar>
+              <w:top w:w="110" w:type="dxa"/>
+              <w:bottom w:w="110" w:type="dxa"/>
+              <w:left w:w="140" w:type="dxa"/>
+              <w:right w:w="140" w:type="dxa"/>
+            </w:tcMar>
+          </w:tcPr>
+          <w:p>
+            <w:pPr>
+              <w:jc w:val="center"/>
+            </w:pPr>
+            <w:r/>
+            <w:r>
+              <w:rPr>
+                <w:rFonts w:ascii="맑은 고딕" w:hAnsi="맑은 고딕" w:eastAsia="맑은 고딕"/>
                 <w:b/>
                 <w:color w:val="FFFFFF"/>
                 <w:sz w:val="19"/>
@@ -635,19 +1125,23 @@
       <w:tr>
         <w:tc>
           <w:tcPr>
-            <w:tcW w:type="dxa" w:w="3120"/>
+            <w:tcW w:type="dxa" w:w="2448"/>
+            <w:shd w:fill="FFFFFF"/>
             <w:tcMar>
-              <w:top w:w="100" w:type="dxa"/>
-              <w:bottom w:w="100" w:type="dxa"/>
-              <w:left w:w="110" w:type="dxa"/>
-              <w:right w:w="110" w:type="dxa"/>
+              <w:top w:w="90" w:type="dxa"/>
+              <w:bottom w:w="90" w:type="dxa"/>
+              <w:left w:w="140" w:type="dxa"/>
+              <w:right w:w="140" w:type="dxa"/>
             </w:tcMar>
           </w:tcPr>
           <w:p>
+            <w:r/>
             <w:r>
               <w:rPr>
-                <w:rFonts w:ascii="Malgun Gothic" w:hAnsi="Malgun Gothic"/>
-                <w:sz w:val="18"/>
+                <w:rFonts w:ascii="맑은 고딕" w:hAnsi="맑은 고딕" w:eastAsia="맑은 고딕"/>
+                <w:b w:val="0"/>
+                <w:color w:val="1E293B"/>
+                <w:sz w:val="19"/>
               </w:rPr>
               <w:t>발주자 (갑)</w:t>
             </w:r>
@@ -655,41 +1149,73 @@
         </w:tc>
         <w:tc>
           <w:tcPr>
-            <w:tcW w:type="dxa" w:w="3120"/>
+            <w:tcW w:type="dxa" w:w="2448"/>
+            <w:shd w:fill="FFFFFF"/>
             <w:tcMar>
-              <w:top w:w="100" w:type="dxa"/>
-              <w:bottom w:w="100" w:type="dxa"/>
-              <w:left w:w="110" w:type="dxa"/>
-              <w:right w:w="110" w:type="dxa"/>
+              <w:top w:w="90" w:type="dxa"/>
+              <w:bottom w:w="90" w:type="dxa"/>
+              <w:left w:w="140" w:type="dxa"/>
+              <w:right w:w="140" w:type="dxa"/>
             </w:tcMar>
           </w:tcPr>
           <w:p>
+            <w:r/>
             <w:r>
               <w:rPr>
-                <w:rFonts w:ascii="Malgun Gothic" w:hAnsi="Malgun Gothic"/>
-                <w:sz w:val="18"/>
+                <w:rFonts w:ascii="맑은 고딕" w:hAnsi="맑은 고딕" w:eastAsia="맑은 고딕"/>
+                <w:b w:val="0"/>
+                <w:color w:val="1E293B"/>
+                <w:sz w:val="19"/>
               </w:rPr>
-              <w:t>[고객사명] 대표이사 [           ]</w:t>
+              <w:t>주식회사 한빛글로벌 대표이사</w:t>
             </w:r>
           </w:p>
         </w:tc>
         <w:tc>
           <w:tcPr>
-            <w:tcW w:type="dxa" w:w="3120"/>
+            <w:tcW w:type="dxa" w:w="2448"/>
+            <w:shd w:fill="FFFFFF"/>
             <w:tcMar>
-              <w:top w:w="100" w:type="dxa"/>
-              <w:bottom w:w="100" w:type="dxa"/>
-              <w:left w:w="110" w:type="dxa"/>
-              <w:right w:w="110" w:type="dxa"/>
+              <w:top w:w="90" w:type="dxa"/>
+              <w:bottom w:w="90" w:type="dxa"/>
+              <w:left w:w="140" w:type="dxa"/>
+              <w:right w:w="140" w:type="dxa"/>
             </w:tcMar>
           </w:tcPr>
           <w:p>
+            <w:r/>
             <w:r>
               <w:rPr>
-                <w:rFonts w:ascii="Malgun Gothic" w:hAnsi="Malgun Gothic"/>
-                <w:sz w:val="18"/>
+                <w:rFonts w:ascii="맑은 고딕" w:hAnsi="맑은 고딕" w:eastAsia="맑은 고딕"/>
+                <w:b w:val="0"/>
+                <w:color w:val="1E293B"/>
+                <w:sz w:val="19"/>
               </w:rPr>
-              <w:t>(서명 또는 인)</w:t>
+              <w:t>대표이사 최 도 현</w:t>
+            </w:r>
+          </w:p>
+        </w:tc>
+        <w:tc>
+          <w:tcPr>
+            <w:tcW w:type="dxa" w:w="2448"/>
+            <w:shd w:fill="FFFFFF"/>
+            <w:tcMar>
+              <w:top w:w="90" w:type="dxa"/>
+              <w:bottom w:w="90" w:type="dxa"/>
+              <w:left w:w="140" w:type="dxa"/>
+              <w:right w:w="140" w:type="dxa"/>
+            </w:tcMar>
+          </w:tcPr>
+          <w:p>
+            <w:r/>
+            <w:r>
+              <w:rPr>
+                <w:rFonts w:ascii="맑은 고딕" w:hAnsi="맑은 고딕" w:eastAsia="맑은 고딕"/>
+                <w:b w:val="0"/>
+                <w:color w:val="1E293B"/>
+                <w:sz w:val="19"/>
+              </w:rPr>
+              <w:t>(법인인감 날인)</w:t>
             </w:r>
           </w:p>
         </w:tc>
@@ -697,19 +1223,23 @@
       <w:tr>
         <w:tc>
           <w:tcPr>
-            <w:tcW w:type="dxa" w:w="3120"/>
+            <w:tcW w:type="dxa" w:w="2448"/>
+            <w:shd w:fill="F8FAFC"/>
             <w:tcMar>
-              <w:top w:w="100" w:type="dxa"/>
-              <w:bottom w:w="100" w:type="dxa"/>
-              <w:left w:w="110" w:type="dxa"/>
-              <w:right w:w="110" w:type="dxa"/>
+              <w:top w:w="90" w:type="dxa"/>
+              <w:bottom w:w="90" w:type="dxa"/>
+              <w:left w:w="140" w:type="dxa"/>
+              <w:right w:w="140" w:type="dxa"/>
             </w:tcMar>
           </w:tcPr>
           <w:p>
+            <w:r/>
             <w:r>
               <w:rPr>
-                <w:rFonts w:ascii="Malgun Gothic" w:hAnsi="Malgun Gothic"/>
-                <w:sz w:val="18"/>
+                <w:rFonts w:ascii="맑은 고딕" w:hAnsi="맑은 고딕" w:eastAsia="맑은 고딕"/>
+                <w:b w:val="0"/>
+                <w:color w:val="1E293B"/>
+                <w:sz w:val="19"/>
               </w:rPr>
               <w:t>계약상대자 (을)</w:t>
             </w:r>
@@ -717,41 +1247,73 @@
         </w:tc>
         <w:tc>
           <w:tcPr>
-            <w:tcW w:type="dxa" w:w="3120"/>
+            <w:tcW w:type="dxa" w:w="2448"/>
+            <w:shd w:fill="F8FAFC"/>
             <w:tcMar>
-              <w:top w:w="100" w:type="dxa"/>
-              <w:bottom w:w="100" w:type="dxa"/>
-              <w:left w:w="110" w:type="dxa"/>
-              <w:right w:w="110" w:type="dxa"/>
+              <w:top w:w="90" w:type="dxa"/>
+              <w:bottom w:w="90" w:type="dxa"/>
+              <w:left w:w="140" w:type="dxa"/>
+              <w:right w:w="140" w:type="dxa"/>
             </w:tcMar>
           </w:tcPr>
           <w:p>
+            <w:r/>
             <w:r>
               <w:rPr>
-                <w:rFonts w:ascii="Malgun Gothic" w:hAnsi="Malgun Gothic"/>
-                <w:sz w:val="18"/>
+                <w:rFonts w:ascii="맑은 고딕" w:hAnsi="맑은 고딕" w:eastAsia="맑은 고딕"/>
+                <w:b w:val="0"/>
+                <w:color w:val="1E293B"/>
+                <w:sz w:val="19"/>
               </w:rPr>
-              <w:t>주식회사 엠파시 대표이사 [           ]</w:t>
+              <w:t>주식회사 엠파시 대표이사</w:t>
             </w:r>
           </w:p>
         </w:tc>
         <w:tc>
           <w:tcPr>
-            <w:tcW w:type="dxa" w:w="3120"/>
+            <w:tcW w:type="dxa" w:w="2448"/>
+            <w:shd w:fill="F8FAFC"/>
             <w:tcMar>
-              <w:top w:w="100" w:type="dxa"/>
-              <w:bottom w:w="100" w:type="dxa"/>
-              <w:left w:w="110" w:type="dxa"/>
-              <w:right w:w="110" w:type="dxa"/>
+              <w:top w:w="90" w:type="dxa"/>
+              <w:bottom w:w="90" w:type="dxa"/>
+              <w:left w:w="140" w:type="dxa"/>
+              <w:right w:w="140" w:type="dxa"/>
             </w:tcMar>
           </w:tcPr>
           <w:p>
+            <w:r/>
             <w:r>
               <w:rPr>
-                <w:rFonts w:ascii="Malgun Gothic" w:hAnsi="Malgun Gothic"/>
-                <w:sz w:val="18"/>
+                <w:rFonts w:ascii="맑은 고딕" w:hAnsi="맑은 고딕" w:eastAsia="맑은 고딕"/>
+                <w:b w:val="0"/>
+                <w:color w:val="1E293B"/>
+                <w:sz w:val="19"/>
               </w:rPr>
-              <w:t>(서명 또는 인)</w:t>
+              <w:t>대표이사 김 창 석</w:t>
+            </w:r>
+          </w:p>
+        </w:tc>
+        <w:tc>
+          <w:tcPr>
+            <w:tcW w:type="dxa" w:w="2448"/>
+            <w:shd w:fill="F8FAFC"/>
+            <w:tcMar>
+              <w:top w:w="90" w:type="dxa"/>
+              <w:bottom w:w="90" w:type="dxa"/>
+              <w:left w:w="140" w:type="dxa"/>
+              <w:right w:w="140" w:type="dxa"/>
+            </w:tcMar>
+          </w:tcPr>
+          <w:p>
+            <w:r/>
+            <w:r>
+              <w:rPr>
+                <w:rFonts w:ascii="맑은 고딕" w:hAnsi="맑은 고딕" w:eastAsia="맑은 고딕"/>
+                <w:b w:val="0"/>
+                <w:color w:val="1E293B"/>
+                <w:sz w:val="19"/>
+              </w:rPr>
+              <w:t>(법인인감 날인)</w:t>
             </w:r>
           </w:p>
         </w:tc>
@@ -760,7 +1322,7 @@
     <w:p/>
     <w:sectPr>
       <w:pgSz w:w="12240" w:h="15840"/>
-      <w:pgMar w:top="1440" w:right="1440" w:bottom="1440" w:left="1440" w:header="720" w:footer="720" w:gutter="0"/>
+      <w:pgMar w:top="1152" w:right="1224" w:bottom="1152" w:left="1224" w:header="720" w:footer="720" w:gutter="0"/>
       <w:cols w:space="720"/>
       <w:docGrid w:linePitch="360"/>
     </w:sectPr>

--- a/public/templates/office/Common_사업중도타절_기성정산합의서.docx
+++ b/public/templates/office/Common_사업중도타절_기성정산합의서.docx
@@ -10,7 +10,7 @@
           <w:color w:val="2563EB"/>
           <w:sz w:val="17"/>
         </w:rPr>
-        <w:t>[엠파시 엔터프라이즈 표준 사업관리 서식] 문서번호: EMP-DOC-E2 | 사업명: 한빛글로벌 SyncGuard AI 시스템 구축</w:t>
+        <w:t>[엠파시 엔터프라이즈 표준 사업관리 서식] 문서번호: EMP-DOC-E2 | 사업명: 한빛글로벌 SyncFlow AI 시스템 구축</w:t>
       </w:r>
     </w:p>
     <w:p>
@@ -147,7 +147,7 @@
                 <w:color w:val="1E293B"/>
                 <w:sz w:val="19"/>
               </w:rPr>
-              <w:t>SyncGuard AI 2차 글로벌 법인 확산 구축 사업 (가상 중도정산 시나리오 예시)</w:t>
+              <w:t>SyncFlow AI 2차 글로벌 법인 확산 구축 사업 (가상 중도정산 시나리오 예시)</w:t>
             </w:r>
           </w:p>
         </w:tc>
